--- a/klagomål/S 2980-2025 FSC-klagomål.docx
+++ b/klagomål/S 2980-2025 FSC-klagomål.docx
@@ -955,7 +955,7 @@
     <w:r>
       <w:tab/>
       <w:tab/>
-      <w:t>2026-09-14</w:t>
+      <w:t>2026-09-15</w:t>
       <w:br/>
       <w:br/>
     </w:r>

--- a/klagomål/S 2980-2025 FSC-klagomål.docx
+++ b/klagomål/S 2980-2025 FSC-klagomål.docx
@@ -955,7 +955,7 @@
     <w:r>
       <w:tab/>
       <w:tab/>
-      <w:t>2026-09-15</w:t>
+      <w:t>2026-09-16</w:t>
       <w:br/>
       <w:br/>
     </w:r>

--- a/klagomål/S 2980-2025 FSC-klagomål.docx
+++ b/klagomål/S 2980-2025 FSC-klagomål.docx
@@ -955,7 +955,7 @@
     <w:r>
       <w:tab/>
       <w:tab/>
-      <w:t>2026-09-16</w:t>
+      <w:t>2026-09-17</w:t>
       <w:br/>
       <w:br/>
     </w:r>

--- a/klagomål/S 2980-2025 FSC-klagomål.docx
+++ b/klagomål/S 2980-2025 FSC-klagomål.docx
@@ -955,7 +955,7 @@
     <w:r>
       <w:tab/>
       <w:tab/>
-      <w:t>2026-09-17</w:t>
+      <w:t>2026-09-18</w:t>
       <w:br/>
       <w:br/>
     </w:r>

--- a/klagomål/S 2980-2025 FSC-klagomål.docx
+++ b/klagomål/S 2980-2025 FSC-klagomål.docx
@@ -955,7 +955,7 @@
     <w:r>
       <w:tab/>
       <w:tab/>
-      <w:t>2026-09-18</w:t>
+      <w:t>2026-09-19</w:t>
       <w:br/>
       <w:br/>
     </w:r>

--- a/klagomål/S 2980-2025 FSC-klagomål.docx
+++ b/klagomål/S 2980-2025 FSC-klagomål.docx
@@ -955,7 +955,7 @@
     <w:r>
       <w:tab/>
       <w:tab/>
-      <w:t>2026-09-19</w:t>
+      <w:t>2026-09-21</w:t>
       <w:br/>
       <w:br/>
     </w:r>

--- a/klagomål/S 2980-2025 FSC-klagomål.docx
+++ b/klagomål/S 2980-2025 FSC-klagomål.docx
@@ -955,7 +955,7 @@
     <w:r>
       <w:tab/>
       <w:tab/>
-      <w:t>2026-09-21</w:t>
+      <w:t>2026-09-23</w:t>
       <w:br/>
       <w:br/>
     </w:r>

--- a/klagomål/S 2980-2025 FSC-klagomål.docx
+++ b/klagomål/S 2980-2025 FSC-klagomål.docx
@@ -955,7 +955,7 @@
     <w:r>
       <w:tab/>
       <w:tab/>
-      <w:t>2026-09-23</w:t>
+      <w:t>2026-09-24</w:t>
       <w:br/>
       <w:br/>
     </w:r>

--- a/klagomål/S 2980-2025 FSC-klagomål.docx
+++ b/klagomål/S 2980-2025 FSC-klagomål.docx
@@ -955,7 +955,7 @@
     <w:r>
       <w:tab/>
       <w:tab/>
-      <w:t>2026-09-24</w:t>
+      <w:t>2026-09-25</w:t>
       <w:br/>
       <w:br/>
     </w:r>

--- a/klagomål/S 2980-2025 FSC-klagomål.docx
+++ b/klagomål/S 2980-2025 FSC-klagomål.docx
@@ -955,7 +955,7 @@
     <w:r>
       <w:tab/>
       <w:tab/>
-      <w:t>2026-09-25</w:t>
+      <w:t>2026-09-26</w:t>
       <w:br/>
       <w:br/>
     </w:r>

--- a/klagomål/S 2980-2025 FSC-klagomål.docx
+++ b/klagomål/S 2980-2025 FSC-klagomål.docx
@@ -955,7 +955,7 @@
     <w:r>
       <w:tab/>
       <w:tab/>
-      <w:t>2026-09-26</w:t>
+      <w:t>2026-09-27</w:t>
       <w:br/>
       <w:br/>
     </w:r>

--- a/klagomål/S 2980-2025 FSC-klagomål.docx
+++ b/klagomål/S 2980-2025 FSC-klagomål.docx
@@ -955,7 +955,7 @@
     <w:r>
       <w:tab/>
       <w:tab/>
-      <w:t>2026-09-27</w:t>
+      <w:t>2026-09-28</w:t>
       <w:br/>
       <w:br/>
     </w:r>

--- a/klagomål/S 2980-2025 FSC-klagomål.docx
+++ b/klagomål/S 2980-2025 FSC-klagomål.docx
@@ -955,7 +955,7 @@
     <w:r>
       <w:tab/>
       <w:tab/>
-      <w:t>2026-09-28</w:t>
+      <w:t>2026-09-29</w:t>
       <w:br/>
       <w:br/>
     </w:r>

--- a/klagomål/S 2980-2025 FSC-klagomål.docx
+++ b/klagomål/S 2980-2025 FSC-klagomål.docx
@@ -955,7 +955,7 @@
     <w:r>
       <w:tab/>
       <w:tab/>
-      <w:t>2026-09-29</w:t>
+      <w:t>2026-09-30</w:t>
       <w:br/>
       <w:br/>
     </w:r>

--- a/klagomål/S 2980-2025 FSC-klagomål.docx
+++ b/klagomål/S 2980-2025 FSC-klagomål.docx
@@ -955,7 +955,7 @@
     <w:r>
       <w:tab/>
       <w:tab/>
-      <w:t>2026-09-30</w:t>
+      <w:t>2026-10-01</w:t>
       <w:br/>
       <w:br/>
     </w:r>

--- a/klagomål/S 2980-2025 FSC-klagomål.docx
+++ b/klagomål/S 2980-2025 FSC-klagomål.docx
@@ -955,7 +955,7 @@
     <w:r>
       <w:tab/>
       <w:tab/>
-      <w:t>2026-10-01</w:t>
+      <w:t>2026-10-02</w:t>
       <w:br/>
       <w:br/>
     </w:r>

--- a/klagomål/S 2980-2025 FSC-klagomål.docx
+++ b/klagomål/S 2980-2025 FSC-klagomål.docx
@@ -955,7 +955,7 @@
     <w:r>
       <w:tab/>
       <w:tab/>
-      <w:t>2026-10-02</w:t>
+      <w:t>2026-10-03</w:t>
       <w:br/>
       <w:br/>
     </w:r>

--- a/klagomål/S 2980-2025 FSC-klagomål.docx
+++ b/klagomål/S 2980-2025 FSC-klagomål.docx
@@ -955,7 +955,7 @@
     <w:r>
       <w:tab/>
       <w:tab/>
-      <w:t>2026-10-03</w:t>
+      <w:t>2026-10-04</w:t>
       <w:br/>
       <w:br/>
     </w:r>

--- a/klagomål/S 2980-2025 FSC-klagomål.docx
+++ b/klagomål/S 2980-2025 FSC-klagomål.docx
@@ -955,7 +955,7 @@
     <w:r>
       <w:tab/>
       <w:tab/>
-      <w:t>2026-10-04</w:t>
+      <w:t>2026-10-05</w:t>
       <w:br/>
       <w:br/>
     </w:r>

--- a/klagomål/S 2980-2025 FSC-klagomål.docx
+++ b/klagomål/S 2980-2025 FSC-klagomål.docx
@@ -955,7 +955,7 @@
     <w:r>
       <w:tab/>
       <w:tab/>
-      <w:t>2026-10-05</w:t>
+      <w:t>2026-10-06</w:t>
       <w:br/>
       <w:br/>
     </w:r>

--- a/klagomål/S 2980-2025 FSC-klagomål.docx
+++ b/klagomål/S 2980-2025 FSC-klagomål.docx
@@ -955,7 +955,7 @@
     <w:r>
       <w:tab/>
       <w:tab/>
-      <w:t>2026-10-06</w:t>
+      <w:t>2026-10-07</w:t>
       <w:br/>
       <w:br/>
     </w:r>

--- a/klagomål/S 2980-2025 FSC-klagomål.docx
+++ b/klagomål/S 2980-2025 FSC-klagomål.docx
@@ -955,7 +955,7 @@
     <w:r>
       <w:tab/>
       <w:tab/>
-      <w:t>2026-10-07</w:t>
+      <w:t>2026-10-08</w:t>
       <w:br/>
       <w:br/>
     </w:r>

--- a/klagomål/S 2980-2025 FSC-klagomål.docx
+++ b/klagomål/S 2980-2025 FSC-klagomål.docx
@@ -955,7 +955,7 @@
     <w:r>
       <w:tab/>
       <w:tab/>
-      <w:t>2026-10-08</w:t>
+      <w:t>2026-10-09</w:t>
       <w:br/>
       <w:br/>
     </w:r>

--- a/klagomål/S 2980-2025 FSC-klagomål.docx
+++ b/klagomål/S 2980-2025 FSC-klagomål.docx
@@ -955,7 +955,7 @@
     <w:r>
       <w:tab/>
       <w:tab/>
-      <w:t>2026-10-09</w:t>
+      <w:t>2026-10-10</w:t>
       <w:br/>
       <w:br/>
     </w:r>

--- a/klagomål/S 2980-2025 FSC-klagomål.docx
+++ b/klagomål/S 2980-2025 FSC-klagomål.docx
@@ -955,7 +955,7 @@
     <w:r>
       <w:tab/>
       <w:tab/>
-      <w:t>2026-10-10</w:t>
+      <w:t>2026-10-11</w:t>
       <w:br/>
       <w:br/>
     </w:r>

--- a/klagomål/S 2980-2025 FSC-klagomål.docx
+++ b/klagomål/S 2980-2025 FSC-klagomål.docx
@@ -955,7 +955,7 @@
     <w:r>
       <w:tab/>
       <w:tab/>
-      <w:t>2026-10-11</w:t>
+      <w:t>2026-10-12</w:t>
       <w:br/>
       <w:br/>
     </w:r>

--- a/klagomål/S 2980-2025 FSC-klagomål.docx
+++ b/klagomål/S 2980-2025 FSC-klagomål.docx
@@ -178,7 +178,7 @@
       <w:r>
         <w:drawing>
           <wp:inline xmlns:a="http://schemas.openxmlformats.org/drawingml/2006/main" xmlns:pic="http://schemas.openxmlformats.org/drawingml/2006/picture">
-            <wp:extent cx="5486400" cy="4053526"/>
+            <wp:extent cx="5486400" cy="4159106"/>
             <wp:docPr id="1" name="Picture 1"/>
             <wp:cNvGraphicFramePr>
               <a:graphicFrameLocks noChangeAspect="1"/>
@@ -199,7 +199,7 @@
                   <pic:spPr>
                     <a:xfrm>
                       <a:off x="0" y="0"/>
-                      <a:ext cx="5486400" cy="4053526"/>
+                      <a:ext cx="5486400" cy="4159106"/>
                     </a:xfrm>
                     <a:prstGeom prst="rect"/>
                   </pic:spPr>
@@ -221,7 +221,7 @@
     </w:p>
     <w:p>
       <w:r>
-        <w:t>I och inom 20 meter från samrådsanmälan finns fynd av 23 naturvårdsarter, varav 17 är rödlistade, 10 är fridlysta, 4 är typiska (T) och 4 är signalarter (S): sandvedel (EN, §8), sommargylling (EN, §4), tofsäxing (EN), backsippa (VU, §8), bredbrämad bastardsvärmare (VU), hedblomster (VU, §8), ryl (VU, T), stor sandlilja (VU, §8), backtimjan (NT), grönsångare (NT, §4), jordtistel (NT), månlåsbräken (NT), sandnejlika (NT, §7), sandtimotej (NT), solvända (NT), tallticka (NT, T), älg (NT), grönpyrola (S, T), kragjordstjärna (S), rödbrun jordstjärna (S), skogsknipprot (S, T, §8), gullviva (§9) och revlummer (§9). Se Figur 1.</w:t>
+        <w:t>I och inom 20 meter från samrådsanmälan finns fynd av 24 naturvårdsarter, varav 17 är rödlistade, 10 är fridlysta, 4 är typiska (T) och 5 är signalarter (S): sandvedel (EN, §8), sommargylling (EN, §4), tofsäxing (EN), backsippa (VU, §8), bredbrämad bastardsvärmare (VU), hedblomster (VU, §8), ryl (VU, T), stor sandlilja (VU, §8), backtimjan (NT), grönsångare (NT, §4), jordtistel (NT), månlåsbräken (NT), sandnejlika (NT, §7), sandtimotej (NT), solvända (NT), tallticka (NT, T), älg (NT), fransig jordstjärna (S), grönpyrola (S, T), kragjordstjärna (S), rödbrun jordstjärna (S), skogsknipprot (S, T, §8), gullviva (§9) och revlummer (§9). Se Figur 1.</w:t>
       </w:r>
     </w:p>
     <w:p>
@@ -539,7 +539,7 @@
         <w:rPr>
           <w:i/>
         </w:rPr>
-        <w:t>I det samrådsanmälda skogsområdet har 21 rödlistade arter och signalarter påträffats. Detta ska jämföras med Skogsstyrelsens uppföljning 2017 av nyckelbiotoper som visade att man i genomsnitt hittar 20,6 olika rödlistade arter och signalarter i en nyckelbiotop (Wijk, S. 2017. Biologisk mångfald i nyckelbiotoper – Resultat från inventeringen “Uppföljning biologisk mångfald” 2009–2015. Rapport 4/2017 Skogsstyrelsen, Jönköping).</w:t>
+        <w:t>I det samrådsanmälda skogsområdet har 22 rödlistade arter och signalarter påträffats. Detta ska jämföras med Skogsstyrelsens uppföljning 2017 av nyckelbiotoper som visade att man i genomsnitt hittar 20,6 olika rödlistade arter och signalarter i en nyckelbiotop (Wijk, S. 2017. Biologisk mångfald i nyckelbiotoper – Resultat från inventeringen “Uppföljning biologisk mångfald” 2009–2015. Rapport 4/2017 Skogsstyrelsen, Jönköping).</w:t>
       </w:r>
     </w:p>
     <w:p>
@@ -568,7 +568,7 @@
         <w:rPr>
           <w:i/>
         </w:rPr>
-        <w:t>I det samrådsanmälda skogsområdet har 23 naturvårdsarter varav 17 rödlistade arter sina livsmiljöer och växtplatser.</w:t>
+        <w:t>I det samrådsanmälda skogsområdet har 24 naturvårdsarter varav 17 rödlistade arter sina livsmiljöer och växtplatser.</w:t>
       </w:r>
     </w:p>
     <w:p>
@@ -955,7 +955,7 @@
     <w:r>
       <w:tab/>
       <w:tab/>
-      <w:t>2026-10-12</w:t>
+      <w:t>2026-10-13</w:t>
       <w:br/>
       <w:br/>
     </w:r>

--- a/klagomål/S 2980-2025 FSC-klagomål.docx
+++ b/klagomål/S 2980-2025 FSC-klagomål.docx
@@ -955,7 +955,7 @@
     <w:r>
       <w:tab/>
       <w:tab/>
-      <w:t>2026-10-13</w:t>
+      <w:t>2026-10-14</w:t>
       <w:br/>
       <w:br/>
     </w:r>

--- a/klagomål/S 2980-2025 FSC-klagomål.docx
+++ b/klagomål/S 2980-2025 FSC-klagomål.docx
@@ -955,7 +955,7 @@
     <w:r>
       <w:tab/>
       <w:tab/>
-      <w:t>2026-10-14</w:t>
+      <w:t>2026-10-15</w:t>
       <w:br/>
       <w:br/>
     </w:r>

--- a/klagomål/S 2980-2025 FSC-klagomål.docx
+++ b/klagomål/S 2980-2025 FSC-klagomål.docx
@@ -955,7 +955,7 @@
     <w:r>
       <w:tab/>
       <w:tab/>
-      <w:t>2026-10-15</w:t>
+      <w:t>2026-10-16</w:t>
       <w:br/>
       <w:br/>
     </w:r>

--- a/klagomål/S 2980-2025 FSC-klagomål.docx
+++ b/klagomål/S 2980-2025 FSC-klagomål.docx
@@ -955,7 +955,7 @@
     <w:r>
       <w:tab/>
       <w:tab/>
-      <w:t>2026-10-16</w:t>
+      <w:t>2026-10-17</w:t>
       <w:br/>
       <w:br/>
     </w:r>

--- a/klagomål/S 2980-2025 FSC-klagomål.docx
+++ b/klagomål/S 2980-2025 FSC-klagomål.docx
@@ -955,7 +955,7 @@
     <w:r>
       <w:tab/>
       <w:tab/>
-      <w:t>2026-10-17</w:t>
+      <w:t>2026-10-18</w:t>
       <w:br/>
       <w:br/>
     </w:r>

--- a/klagomål/S 2980-2025 FSC-klagomål.docx
+++ b/klagomål/S 2980-2025 FSC-klagomål.docx
@@ -955,7 +955,7 @@
     <w:r>
       <w:tab/>
       <w:tab/>
-      <w:t>2026-10-18</w:t>
+      <w:t>2026-10-19</w:t>
       <w:br/>
       <w:br/>
     </w:r>

--- a/klagomål/S 2980-2025 FSC-klagomål.docx
+++ b/klagomål/S 2980-2025 FSC-klagomål.docx
@@ -955,7 +955,7 @@
     <w:r>
       <w:tab/>
       <w:tab/>
-      <w:t>2026-10-19</w:t>
+      <w:t>2026-10-20</w:t>
       <w:br/>
       <w:br/>
     </w:r>

--- a/klagomål/S 2980-2025 FSC-klagomål.docx
+++ b/klagomål/S 2980-2025 FSC-klagomål.docx
@@ -955,7 +955,7 @@
     <w:r>
       <w:tab/>
       <w:tab/>
-      <w:t>2026-10-20</w:t>
+      <w:t>2026-10-21</w:t>
       <w:br/>
       <w:br/>
     </w:r>

--- a/klagomål/S 2980-2025 FSC-klagomål.docx
+++ b/klagomål/S 2980-2025 FSC-klagomål.docx
@@ -955,7 +955,7 @@
     <w:r>
       <w:tab/>
       <w:tab/>
-      <w:t>2026-10-21</w:t>
+      <w:t>2026-10-22</w:t>
       <w:br/>
       <w:br/>
     </w:r>

--- a/klagomål/S 2980-2025 FSC-klagomål.docx
+++ b/klagomål/S 2980-2025 FSC-klagomål.docx
@@ -955,7 +955,7 @@
     <w:r>
       <w:tab/>
       <w:tab/>
-      <w:t>2026-10-22</w:t>
+      <w:t>2026-10-23</w:t>
       <w:br/>
       <w:br/>
     </w:r>

--- a/klagomål/S 2980-2025 FSC-klagomål.docx
+++ b/klagomål/S 2980-2025 FSC-klagomål.docx
@@ -955,7 +955,7 @@
     <w:r>
       <w:tab/>
       <w:tab/>
-      <w:t>2026-10-23</w:t>
+      <w:t>2026-10-24</w:t>
       <w:br/>
       <w:br/>
     </w:r>

--- a/klagomål/S 2980-2025 FSC-klagomål.docx
+++ b/klagomål/S 2980-2025 FSC-klagomål.docx
@@ -955,7 +955,7 @@
     <w:r>
       <w:tab/>
       <w:tab/>
-      <w:t>2026-10-24</w:t>
+      <w:t>2026-10-25</w:t>
       <w:br/>
       <w:br/>
     </w:r>

--- a/klagomål/S 2980-2025 FSC-klagomål.docx
+++ b/klagomål/S 2980-2025 FSC-klagomål.docx
@@ -955,7 +955,7 @@
     <w:r>
       <w:tab/>
       <w:tab/>
-      <w:t>2026-10-25</w:t>
+      <w:t>2026-10-26</w:t>
       <w:br/>
       <w:br/>
     </w:r>

--- a/klagomål/S 2980-2025 FSC-klagomål.docx
+++ b/klagomål/S 2980-2025 FSC-klagomål.docx
@@ -955,7 +955,7 @@
     <w:r>
       <w:tab/>
       <w:tab/>
-      <w:t>2026-10-26</w:t>
+      <w:t>2026-10-27</w:t>
       <w:br/>
       <w:br/>
     </w:r>

--- a/klagomål/S 2980-2025 FSC-klagomål.docx
+++ b/klagomål/S 2980-2025 FSC-klagomål.docx
@@ -955,7 +955,7 @@
     <w:r>
       <w:tab/>
       <w:tab/>
-      <w:t>2026-10-27</w:t>
+      <w:t>2026-10-28</w:t>
       <w:br/>
       <w:br/>
     </w:r>

--- a/klagomål/S 2980-2025 FSC-klagomål.docx
+++ b/klagomål/S 2980-2025 FSC-klagomål.docx
@@ -955,7 +955,7 @@
     <w:r>
       <w:tab/>
       <w:tab/>
-      <w:t>2026-10-28</w:t>
+      <w:t>2026-10-29</w:t>
       <w:br/>
       <w:br/>
     </w:r>

--- a/klagomål/S 2980-2025 FSC-klagomål.docx
+++ b/klagomål/S 2980-2025 FSC-klagomål.docx
@@ -955,7 +955,7 @@
     <w:r>
       <w:tab/>
       <w:tab/>
-      <w:t>2026-10-29</w:t>
+      <w:t>2026-10-31</w:t>
       <w:br/>
       <w:br/>
     </w:r>

--- a/klagomål/S 2980-2025 FSC-klagomål.docx
+++ b/klagomål/S 2980-2025 FSC-klagomål.docx
@@ -955,7 +955,7 @@
     <w:r>
       <w:tab/>
       <w:tab/>
-      <w:t>2026-10-31</w:t>
+      <w:t>2026-11-01</w:t>
       <w:br/>
       <w:br/>
     </w:r>

--- a/klagomål/S 2980-2025 FSC-klagomål.docx
+++ b/klagomål/S 2980-2025 FSC-klagomål.docx
@@ -955,7 +955,7 @@
     <w:r>
       <w:tab/>
       <w:tab/>
-      <w:t>2026-11-01</w:t>
+      <w:t>2026-11-02</w:t>
       <w:br/>
       <w:br/>
     </w:r>
